--- a/docs/diagrams description/class_diagram.docx
+++ b/docs/diagrams description/class_diagram.docx
@@ -224,7 +224,7 @@
         <w:rPr>
           <w:i/>
         </w:rPr>
-        <w:t>Exp1_PriorityQueue, Exp2_AgingAlgorithm, Exp3_HistoryLookup, Exp4_ConsoleRender</w:t>
+        <w:t>Exp1_PriorityQueue, Exp2_AgingAlgorithm, Exp3_CallbackFairness</w:t>
       </w:r>
       <w:r>
         <w:t>) giúp đo lường thời gian thực thi, starvation và throughput để đưa ra báo cáo so sánh.</w:t>
@@ -2184,7 +2184,7 @@
         <w:pStyle w:val="Heading2"/>
       </w:pPr>
       <w:r>
-        <w:t>2.13. Lớp Exp1_PriorityQueue / Exp2_AgingAlgorithm / Exp3_HistoryLookup / Exp4_ConsoleRender (experiments)</w:t>
+        <w:t>2.13. Lớp Exp1_PriorityQueue / Exp2_AgingAlgorithm / Exp3_CallbackFairness (experiments)</w:t>
       </w:r>
     </w:p>
     <w:p>
